--- a/deliverables/寶鴻大白/寶鴻大白_銷售報告書.docx
+++ b/deliverables/寶鴻大白/寶鴻大白_銷售報告書.docx
@@ -478,12 +478,8 @@
       </w:r>
     </w:p>
     <w:p>
-      <w:r>
-        <w:br w:type="page"/>
-      </w:r>
-    </w:p>
-    <w:p>
       <w:pPr>
+        <w:pageBreakBefore/>
         <w:spacing w:after="60" w:before="0"/>
       </w:pPr>
       <w:r>
@@ -2253,12 +2249,8 @@
       </w:r>
     </w:p>
     <w:p>
-      <w:r>
-        <w:br w:type="page"/>
-      </w:r>
-    </w:p>
-    <w:p>
       <w:pPr>
+        <w:pageBreakBefore/>
         <w:spacing w:after="60" w:before="0"/>
       </w:pPr>
       <w:r>
@@ -3173,12 +3165,8 @@
       </w:tr>
     </w:tbl>
     <w:p>
-      <w:r>
-        <w:br w:type="page"/>
-      </w:r>
-    </w:p>
-    <w:p>
       <w:pPr>
+        <w:pageBreakBefore/>
         <w:spacing w:after="60" w:before="0"/>
       </w:pPr>
       <w:r>
@@ -3725,12 +3713,8 @@
       </w:tr>
     </w:tbl>
     <w:p>
-      <w:r>
-        <w:br w:type="page"/>
-      </w:r>
-    </w:p>
-    <w:p>
       <w:pPr>
+        <w:pageBreakBefore/>
         <w:spacing w:after="60" w:before="0"/>
       </w:pPr>
       <w:r>
@@ -4311,12 +4295,8 @@
       </w:tr>
     </w:tbl>
     <w:p>
-      <w:r>
-        <w:br w:type="page"/>
-      </w:r>
-    </w:p>
-    <w:p>
       <w:pPr>
+        <w:pageBreakBefore/>
         <w:spacing w:after="60" w:before="0"/>
       </w:pPr>
       <w:r>
@@ -4892,12 +4872,8 @@
       </w:tr>
     </w:tbl>
     <w:p>
-      <w:r>
-        <w:br w:type="page"/>
-      </w:r>
-    </w:p>
-    <w:p>
       <w:pPr>
+        <w:pageBreakBefore/>
         <w:spacing w:after="60" w:before="0"/>
       </w:pPr>
       <w:r>
@@ -5750,12 +5726,8 @@
       </w:r>
     </w:p>
     <w:p>
-      <w:r>
-        <w:br w:type="page"/>
-      </w:r>
-    </w:p>
-    <w:p>
       <w:pPr>
+        <w:pageBreakBefore/>
         <w:spacing w:after="60" w:before="0"/>
       </w:pPr>
       <w:r>
@@ -13332,12 +13304,8 @@
       </w:r>
     </w:p>
     <w:p>
-      <w:r>
-        <w:br w:type="page"/>
-      </w:r>
-    </w:p>
-    <w:p>
       <w:pPr>
+        <w:pageBreakBefore/>
         <w:spacing w:after="60" w:before="0"/>
       </w:pPr>
       <w:r>
@@ -21651,12 +21619,8 @@
       </w:r>
     </w:p>
     <w:p>
-      <w:r>
-        <w:br w:type="page"/>
-      </w:r>
-    </w:p>
-    <w:p>
       <w:pPr>
+        <w:pageBreakBefore/>
         <w:spacing w:after="60" w:before="0"/>
       </w:pPr>
       <w:r>
@@ -23814,12 +23778,8 @@
       </w:r>
     </w:p>
     <w:p>
-      <w:r>
-        <w:br w:type="page"/>
-      </w:r>
-    </w:p>
-    <w:p>
       <w:pPr>
+        <w:pageBreakBefore/>
         <w:spacing w:after="60" w:before="0"/>
       </w:pPr>
       <w:r>
@@ -24650,6 +24610,20 @@
         </w:tc>
       </w:tr>
     </w:tbl>
+    <w:p>
+      <w:pPr>
+        <w:spacing w:after="0" w:before="0" w:line="20"/>
+      </w:pPr>
+      <w:r>
+        <w:rPr>
+          <w:rFonts w:ascii="Microsoft JhengHei" w:cs="Microsoft JhengHei" w:eastAsia="Microsoft JhengHei" w:hAnsi="Microsoft JhengHei"/>
+          <w:color w:val="1E2A33"/>
+          <w:sz w:val="2"/>
+          <w:szCs w:val="2"/>
+        </w:rPr>
+        <w:t xml:space="preserve"/>
+      </w:r>
+    </w:p>
     <w:sectPr>
       <w:footerReference w:type="default" r:id="rId7"/>
       <w:pgSz w:w="11906" w:h="16838" w:orient="portrait"/>
